--- a/zht/docx/010.content.docx
+++ b/zht/docx/010.content.docx
@@ -315,114 +315,84 @@
           <w:lang w:val="zh_TW" w:bidi="zh_TW"/>
         </w:rPr>
       </w:r>
-      <w:hyperlink r:id="rId13">
-        <w:r>
-          <w:rPr>
-            <w:lang w:val="zh_TW" w:bidi="zh_TW"/>
-          </w:rPr>
-          <w:rPr>
-            <w:color w:val="0000EE"/>
-            <w:u w:val="single"/>
-          </w:rPr>
-          <w:t>列王紀上9:20–21</w:t>
-        </w:r>
-      </w:hyperlink>
-    </w:p>
-    <w:p>
-      <w:pPr>
-        <w:pStyle w:val="ListBullet"/>
-        <w:spacing w:line="240" w:lineRule="auto"/>
-        <w:ind w:left="720"/>
-      </w:pPr>
-      <w:r>
-        <w:rPr>
-          <w:lang w:val="zh_TW" w:bidi="zh_TW"/>
-        </w:rPr>
-      </w:r>
-      <w:hyperlink r:id="rId14">
-        <w:r>
-          <w:rPr>
-            <w:lang w:val="zh_TW" w:bidi="zh_TW"/>
-          </w:rPr>
-          <w:rPr>
-            <w:color w:val="0000EE"/>
-            <w:u w:val="single"/>
-          </w:rPr>
-          <w:t>歴代志下8:7–8</w:t>
-        </w:r>
-      </w:hyperlink>
-    </w:p>
-    <w:p>
-      <w:pPr>
-        <w:pStyle w:val="ListBullet"/>
-        <w:spacing w:line="240" w:lineRule="auto"/>
-        <w:ind w:left="720"/>
-      </w:pPr>
-      <w:r>
-        <w:rPr>
-          <w:lang w:val="zh_TW" w:bidi="zh_TW"/>
-        </w:rPr>
-      </w:r>
-      <w:hyperlink r:id="rId15">
-        <w:r>
-          <w:rPr>
-            <w:lang w:val="zh_TW" w:bidi="zh_TW"/>
-          </w:rPr>
-          <w:rPr>
-            <w:color w:val="0000EE"/>
-            <w:u w:val="single"/>
-          </w:rPr>
-          <w:t>出埃及記3:16–18</w:t>
-        </w:r>
-      </w:hyperlink>
-    </w:p>
-    <w:p>
-      <w:pPr>
-        <w:pStyle w:val="ListBullet"/>
-        <w:spacing w:line="240" w:lineRule="auto"/>
-        <w:ind w:left="720"/>
-      </w:pPr>
-      <w:r>
-        <w:rPr>
-          <w:lang w:val="zh_TW" w:bidi="zh_TW"/>
-        </w:rPr>
-      </w:r>
-      <w:hyperlink r:id="rId16">
-        <w:r>
-          <w:rPr>
-            <w:lang w:val="zh_TW" w:bidi="zh_TW"/>
-          </w:rPr>
-          <w:rPr>
-            <w:color w:val="0000EE"/>
-            <w:u w:val="single"/>
-          </w:rPr>
-          <w:t>創世記13:7</w:t>
-        </w:r>
-      </w:hyperlink>
-    </w:p>
-    <w:p>
-      <w:pPr>
-        <w:pStyle w:val="ListBullet"/>
-        <w:spacing w:line="240" w:lineRule="auto"/>
-        <w:ind w:left="720"/>
-      </w:pPr>
-      <w:r>
-        <w:rPr>
-          <w:lang w:val="zh_TW" w:bidi="zh_TW"/>
-        </w:rPr>
-      </w:r>
-      <w:hyperlink r:id="rId17">
-        <w:r>
-          <w:rPr>
-            <w:lang w:val="zh_TW" w:bidi="zh_TW"/>
-          </w:rPr>
-          <w:rPr>
-            <w:color w:val="0000EE"/>
-            <w:u w:val="single"/>
-          </w:rPr>
-          <w:t>約書亞記3:9–11</w:t>
-        </w:r>
-      </w:hyperlink>
+      <w:r>
+        <w:rPr>
+          <w:lang w:val="zh_TW" w:bidi="zh_TW"/>
+        </w:rPr>
+        <w:t>列王紀上9:20–21</w:t>
+      </w:r>
+    </w:p>
+    <w:p>
+      <w:pPr>
+        <w:pStyle w:val="ListBullet"/>
+        <w:spacing w:line="240" w:lineRule="auto"/>
+        <w:ind w:left="720"/>
+      </w:pPr>
+      <w:r>
+        <w:rPr>
+          <w:lang w:val="zh_TW" w:bidi="zh_TW"/>
+        </w:rPr>
+      </w:r>
+      <w:r>
+        <w:rPr>
+          <w:lang w:val="zh_TW" w:bidi="zh_TW"/>
+        </w:rPr>
+        <w:t>歴代志下8:7–8</w:t>
+      </w:r>
+    </w:p>
+    <w:p>
+      <w:pPr>
+        <w:pStyle w:val="ListBullet"/>
+        <w:spacing w:line="240" w:lineRule="auto"/>
+        <w:ind w:left="720"/>
+      </w:pPr>
+      <w:r>
+        <w:rPr>
+          <w:lang w:val="zh_TW" w:bidi="zh_TW"/>
+        </w:rPr>
+      </w:r>
+      <w:r>
+        <w:rPr>
+          <w:lang w:val="zh_TW" w:bidi="zh_TW"/>
+        </w:rPr>
+        <w:t>出埃及記3:16–18</w:t>
+      </w:r>
+    </w:p>
+    <w:p>
+      <w:pPr>
+        <w:pStyle w:val="ListBullet"/>
+        <w:spacing w:line="240" w:lineRule="auto"/>
+        <w:ind w:left="720"/>
+      </w:pPr>
+      <w:r>
+        <w:rPr>
+          <w:lang w:val="zh_TW" w:bidi="zh_TW"/>
+        </w:rPr>
+      </w:r>
+      <w:r>
+        <w:rPr>
+          <w:lang w:val="zh_TW" w:bidi="zh_TW"/>
+        </w:rPr>
+        <w:t>創世記13:7</w:t>
+      </w:r>
+    </w:p>
+    <w:p>
+      <w:pPr>
+        <w:pStyle w:val="ListBullet"/>
+        <w:spacing w:line="240" w:lineRule="auto"/>
+        <w:ind w:left="720"/>
+      </w:pPr>
+      <w:r>
+        <w:rPr>
+          <w:lang w:val="zh_TW" w:bidi="zh_TW"/>
+        </w:rPr>
+      </w:r>
+      <w:r>
+        <w:rPr>
+          <w:lang w:val="zh_TW" w:bidi="zh_TW"/>
+        </w:rPr>
+        <w:t>約書亞記3:9–11</w:t>
+      </w:r>
     </w:p>
     <w:p>
       <w:pPr>
@@ -650,66 +620,48 @@
           <w:lang w:val="zh_TW" w:bidi="zh_TW"/>
         </w:rPr>
       </w:r>
-      <w:hyperlink r:id="rId18">
-        <w:r>
-          <w:rPr>
-            <w:lang w:val="zh_TW" w:bidi="zh_TW"/>
-          </w:rPr>
-          <w:rPr>
-            <w:color w:val="0000EE"/>
-            <w:u w:val="single"/>
-          </w:rPr>
-          <w:t>歷代志上4:36</w:t>
-        </w:r>
-      </w:hyperlink>
-    </w:p>
-    <w:p>
-      <w:pPr>
-        <w:pStyle w:val="ListBullet"/>
-        <w:spacing w:line="240" w:lineRule="auto"/>
-        <w:ind w:left="720"/>
-      </w:pPr>
-      <w:r>
-        <w:rPr>
-          <w:lang w:val="zh_TW" w:bidi="zh_TW"/>
-        </w:rPr>
-      </w:r>
-      <w:hyperlink r:id="rId19">
-        <w:r>
-          <w:rPr>
-            <w:lang w:val="zh_TW" w:bidi="zh_TW"/>
-          </w:rPr>
-          <w:rPr>
-            <w:color w:val="0000EE"/>
-            <w:u w:val="single"/>
-          </w:rPr>
-          <w:t>列王紀上1:8</w:t>
-        </w:r>
-      </w:hyperlink>
-    </w:p>
-    <w:p>
-      <w:pPr>
-        <w:pStyle w:val="ListBullet"/>
-        <w:spacing w:line="240" w:lineRule="auto"/>
-        <w:ind w:left="720"/>
-      </w:pPr>
-      <w:r>
-        <w:rPr>
-          <w:lang w:val="zh_TW" w:bidi="zh_TW"/>
-        </w:rPr>
-      </w:r>
-      <w:hyperlink r:id="rId20">
-        <w:r>
-          <w:rPr>
-            <w:lang w:val="zh_TW" w:bidi="zh_TW"/>
-          </w:rPr>
-          <w:rPr>
-            <w:color w:val="0000EE"/>
-            <w:u w:val="single"/>
-          </w:rPr>
-          <w:t>撒母耳記下23:20–21</w:t>
-        </w:r>
-      </w:hyperlink>
+      <w:r>
+        <w:rPr>
+          <w:lang w:val="zh_TW" w:bidi="zh_TW"/>
+        </w:rPr>
+        <w:t>歷代志上4:36</w:t>
+      </w:r>
+    </w:p>
+    <w:p>
+      <w:pPr>
+        <w:pStyle w:val="ListBullet"/>
+        <w:spacing w:line="240" w:lineRule="auto"/>
+        <w:ind w:left="720"/>
+      </w:pPr>
+      <w:r>
+        <w:rPr>
+          <w:lang w:val="zh_TW" w:bidi="zh_TW"/>
+        </w:rPr>
+      </w:r>
+      <w:r>
+        <w:rPr>
+          <w:lang w:val="zh_TW" w:bidi="zh_TW"/>
+        </w:rPr>
+        <w:t>列王紀上1:8</w:t>
+      </w:r>
+    </w:p>
+    <w:p>
+      <w:pPr>
+        <w:pStyle w:val="ListBullet"/>
+        <w:spacing w:line="240" w:lineRule="auto"/>
+        <w:ind w:left="720"/>
+      </w:pPr>
+      <w:r>
+        <w:rPr>
+          <w:lang w:val="zh_TW" w:bidi="zh_TW"/>
+        </w:rPr>
+      </w:r>
+      <w:r>
+        <w:rPr>
+          <w:lang w:val="zh_TW" w:bidi="zh_TW"/>
+        </w:rPr>
+        <w:t>撒母耳記下23:20–21</w:t>
+      </w:r>
     </w:p>
     <w:p>
       <w:pPr>
@@ -943,258 +895,174 @@
           <w:lang w:val="zh_TW" w:bidi="zh_TW"/>
         </w:rPr>
       </w:r>
-      <w:hyperlink r:id="rId21">
-        <w:r>
-          <w:rPr>
-            <w:lang w:val="zh_TW" w:bidi="zh_TW"/>
-          </w:rPr>
-          <w:rPr>
-            <w:color w:val="0000EE"/>
-            <w:u w:val="single"/>
-          </w:rPr>
-          <w:t>路加福音5:36</w:t>
-        </w:r>
-      </w:hyperlink>
-    </w:p>
-    <w:p>
-      <w:pPr>
-        <w:pStyle w:val="ListBullet"/>
-        <w:spacing w:line="240" w:lineRule="auto"/>
-        <w:ind w:left="720"/>
-      </w:pPr>
-      <w:r>
-        <w:rPr>
-          <w:lang w:val="zh_TW" w:bidi="zh_TW"/>
-        </w:rPr>
-      </w:r>
-      <w:hyperlink r:id="rId22">
-        <w:r>
-          <w:rPr>
-            <w:lang w:val="zh_TW" w:bidi="zh_TW"/>
-          </w:rPr>
-          <w:rPr>
-            <w:color w:val="0000EE"/>
-            <w:u w:val="single"/>
-          </w:rPr>
-          <w:t>路</w:t>
-        </w:r>
-      </w:hyperlink>
-      <w:hyperlink r:id="rId21">
-        <w:r>
-          <w:rPr>
-            <w:lang w:val="zh_TW" w:bidi="zh_TW"/>
-          </w:rPr>
-          <w:rPr>
-            <w:color w:val="0000EE"/>
-            <w:u w:val="single"/>
-          </w:rPr>
-          <w:t>加福音</w:t>
-        </w:r>
-      </w:hyperlink>
-      <w:hyperlink r:id="rId22">
-        <w:r>
-          <w:rPr>
-            <w:lang w:val="zh_TW" w:bidi="zh_TW"/>
-          </w:rPr>
-          <w:rPr>
-            <w:color w:val="0000EE"/>
-            <w:u w:val="single"/>
-          </w:rPr>
-          <w:t>6:39</w:t>
-        </w:r>
-      </w:hyperlink>
-    </w:p>
-    <w:p>
-      <w:pPr>
-        <w:pStyle w:val="ListBullet"/>
-        <w:spacing w:line="240" w:lineRule="auto"/>
-        <w:ind w:left="720"/>
-      </w:pPr>
-      <w:r>
-        <w:rPr>
-          <w:lang w:val="zh_TW" w:bidi="zh_TW"/>
-        </w:rPr>
-      </w:r>
-      <w:hyperlink r:id="rId23">
-        <w:r>
-          <w:rPr>
-            <w:lang w:val="zh_TW" w:bidi="zh_TW"/>
-          </w:rPr>
-          <w:rPr>
-            <w:color w:val="0000EE"/>
-            <w:u w:val="single"/>
-          </w:rPr>
-          <w:t>路</w:t>
-        </w:r>
-      </w:hyperlink>
-      <w:hyperlink r:id="rId21">
-        <w:r>
-          <w:rPr>
-            <w:lang w:val="zh_TW" w:bidi="zh_TW"/>
-          </w:rPr>
-          <w:rPr>
-            <w:color w:val="0000EE"/>
-            <w:u w:val="single"/>
-          </w:rPr>
-          <w:t>加福音</w:t>
-        </w:r>
-      </w:hyperlink>
-      <w:hyperlink r:id="rId23">
-        <w:r>
-          <w:rPr>
-            <w:lang w:val="zh_TW" w:bidi="zh_TW"/>
-          </w:rPr>
-          <w:rPr>
-            <w:color w:val="0000EE"/>
-            <w:u w:val="single"/>
-          </w:rPr>
-          <w:t>8:4</w:t>
-        </w:r>
-      </w:hyperlink>
-    </w:p>
-    <w:p>
-      <w:pPr>
-        <w:pStyle w:val="ListBullet"/>
-        <w:spacing w:line="240" w:lineRule="auto"/>
-        <w:ind w:left="720"/>
-      </w:pPr>
-      <w:r>
-        <w:rPr>
-          <w:lang w:val="zh_TW" w:bidi="zh_TW"/>
-        </w:rPr>
-      </w:r>
-      <w:hyperlink r:id="rId24">
-        <w:r>
-          <w:rPr>
-            <w:lang w:val="zh_TW" w:bidi="zh_TW"/>
-          </w:rPr>
-          <w:rPr>
-            <w:color w:val="0000EE"/>
-            <w:u w:val="single"/>
-          </w:rPr>
-          <w:t>路</w:t>
-        </w:r>
-      </w:hyperlink>
-      <w:hyperlink r:id="rId21">
-        <w:r>
-          <w:rPr>
-            <w:lang w:val="zh_TW" w:bidi="zh_TW"/>
-          </w:rPr>
-          <w:rPr>
-            <w:color w:val="0000EE"/>
-            <w:u w:val="single"/>
-          </w:rPr>
-          <w:t>加福音</w:t>
-        </w:r>
-      </w:hyperlink>
-      <w:hyperlink r:id="rId24">
-        <w:r>
-          <w:rPr>
-            <w:lang w:val="zh_TW" w:bidi="zh_TW"/>
-          </w:rPr>
-          <w:rPr>
-            <w:color w:val="0000EE"/>
-            <w:u w:val="single"/>
-          </w:rPr>
-          <w:t>8:9–10</w:t>
-        </w:r>
-      </w:hyperlink>
-    </w:p>
-    <w:p>
-      <w:pPr>
-        <w:pStyle w:val="ListBullet"/>
-        <w:spacing w:line="240" w:lineRule="auto"/>
-        <w:ind w:left="720"/>
-      </w:pPr>
-      <w:r>
-        <w:rPr>
-          <w:lang w:val="zh_TW" w:bidi="zh_TW"/>
-        </w:rPr>
-      </w:r>
-      <w:hyperlink r:id="rId25">
-        <w:r>
-          <w:rPr>
-            <w:lang w:val="zh_TW" w:bidi="zh_TW"/>
-          </w:rPr>
-          <w:rPr>
-            <w:color w:val="0000EE"/>
-            <w:u w:val="single"/>
-          </w:rPr>
-          <w:t>馬可福音4:1</w:t>
-        </w:r>
-      </w:hyperlink>
-    </w:p>
-    <w:p>
-      <w:pPr>
-        <w:pStyle w:val="ListBullet"/>
-        <w:spacing w:line="240" w:lineRule="auto"/>
-        <w:ind w:left="720"/>
-      </w:pPr>
-      <w:r>
-        <w:rPr>
-          <w:lang w:val="zh_TW" w:bidi="zh_TW"/>
-        </w:rPr>
-      </w:r>
-      <w:hyperlink r:id="rId26">
-        <w:r>
-          <w:rPr>
-            <w:lang w:val="zh_TW" w:bidi="zh_TW"/>
-          </w:rPr>
-          <w:rPr>
-            <w:color w:val="0000EE"/>
-            <w:u w:val="single"/>
-          </w:rPr>
-          <w:t>馬太福音13:3</w:t>
-        </w:r>
-      </w:hyperlink>
-    </w:p>
-    <w:p>
-      <w:pPr>
-        <w:pStyle w:val="ListBullet"/>
-        <w:spacing w:line="240" w:lineRule="auto"/>
-        <w:ind w:left="720"/>
-      </w:pPr>
-      <w:r>
-        <w:rPr>
-          <w:lang w:val="zh_TW" w:bidi="zh_TW"/>
-        </w:rPr>
-      </w:r>
-      <w:hyperlink r:id="rId27">
-        <w:r>
-          <w:rPr>
-            <w:lang w:val="zh_TW" w:bidi="zh_TW"/>
-          </w:rPr>
-          <w:rPr>
-            <w:color w:val="0000EE"/>
-            <w:u w:val="single"/>
-          </w:rPr>
-          <w:t>馬太福音13:10</w:t>
-        </w:r>
-      </w:hyperlink>
-    </w:p>
-    <w:p>
-      <w:pPr>
-        <w:pStyle w:val="ListBullet"/>
-        <w:spacing w:line="240" w:lineRule="auto"/>
-        <w:ind w:left="720"/>
-      </w:pPr>
-      <w:r>
-        <w:rPr>
-          <w:lang w:val="zh_TW" w:bidi="zh_TW"/>
-        </w:rPr>
-      </w:r>
-      <w:hyperlink r:id="rId28">
-        <w:r>
-          <w:rPr>
-            <w:lang w:val="zh_TW" w:bidi="zh_TW"/>
-          </w:rPr>
-          <w:rPr>
-            <w:color w:val="0000EE"/>
-            <w:u w:val="single"/>
-          </w:rPr>
-          <w:t>馬太福音13:13</w:t>
-        </w:r>
-      </w:hyperlink>
+      <w:r>
+        <w:rPr>
+          <w:lang w:val="zh_TW" w:bidi="zh_TW"/>
+        </w:rPr>
+        <w:t>路加福音5:36</w:t>
+      </w:r>
+    </w:p>
+    <w:p>
+      <w:pPr>
+        <w:pStyle w:val="ListBullet"/>
+        <w:spacing w:line="240" w:lineRule="auto"/>
+        <w:ind w:left="720"/>
+      </w:pPr>
+      <w:r>
+        <w:rPr>
+          <w:lang w:val="zh_TW" w:bidi="zh_TW"/>
+        </w:rPr>
+      </w:r>
+      <w:r>
+        <w:rPr>
+          <w:lang w:val="zh_TW" w:bidi="zh_TW"/>
+        </w:rPr>
+        <w:t>路</w:t>
+      </w:r>
+      <w:r>
+        <w:rPr>
+          <w:lang w:val="zh_TW" w:bidi="zh_TW"/>
+        </w:rPr>
+        <w:t>加福音</w:t>
+      </w:r>
+      <w:r>
+        <w:rPr>
+          <w:lang w:val="zh_TW" w:bidi="zh_TW"/>
+        </w:rPr>
+        <w:t>6:39</w:t>
+      </w:r>
+    </w:p>
+    <w:p>
+      <w:pPr>
+        <w:pStyle w:val="ListBullet"/>
+        <w:spacing w:line="240" w:lineRule="auto"/>
+        <w:ind w:left="720"/>
+      </w:pPr>
+      <w:r>
+        <w:rPr>
+          <w:lang w:val="zh_TW" w:bidi="zh_TW"/>
+        </w:rPr>
+      </w:r>
+      <w:r>
+        <w:rPr>
+          <w:lang w:val="zh_TW" w:bidi="zh_TW"/>
+        </w:rPr>
+        <w:t>路</w:t>
+      </w:r>
+      <w:r>
+        <w:rPr>
+          <w:lang w:val="zh_TW" w:bidi="zh_TW"/>
+        </w:rPr>
+        <w:t>加福音</w:t>
+      </w:r>
+      <w:r>
+        <w:rPr>
+          <w:lang w:val="zh_TW" w:bidi="zh_TW"/>
+        </w:rPr>
+        <w:t>8:4</w:t>
+      </w:r>
+    </w:p>
+    <w:p>
+      <w:pPr>
+        <w:pStyle w:val="ListBullet"/>
+        <w:spacing w:line="240" w:lineRule="auto"/>
+        <w:ind w:left="720"/>
+      </w:pPr>
+      <w:r>
+        <w:rPr>
+          <w:lang w:val="zh_TW" w:bidi="zh_TW"/>
+        </w:rPr>
+      </w:r>
+      <w:r>
+        <w:rPr>
+          <w:lang w:val="zh_TW" w:bidi="zh_TW"/>
+        </w:rPr>
+        <w:t>路</w:t>
+      </w:r>
+      <w:r>
+        <w:rPr>
+          <w:lang w:val="zh_TW" w:bidi="zh_TW"/>
+        </w:rPr>
+        <w:t>加福音</w:t>
+      </w:r>
+      <w:r>
+        <w:rPr>
+          <w:lang w:val="zh_TW" w:bidi="zh_TW"/>
+        </w:rPr>
+        <w:t>8:9–10</w:t>
+      </w:r>
+    </w:p>
+    <w:p>
+      <w:pPr>
+        <w:pStyle w:val="ListBullet"/>
+        <w:spacing w:line="240" w:lineRule="auto"/>
+        <w:ind w:left="720"/>
+      </w:pPr>
+      <w:r>
+        <w:rPr>
+          <w:lang w:val="zh_TW" w:bidi="zh_TW"/>
+        </w:rPr>
+      </w:r>
+      <w:r>
+        <w:rPr>
+          <w:lang w:val="zh_TW" w:bidi="zh_TW"/>
+        </w:rPr>
+        <w:t>馬可福音4:1</w:t>
+      </w:r>
+    </w:p>
+    <w:p>
+      <w:pPr>
+        <w:pStyle w:val="ListBullet"/>
+        <w:spacing w:line="240" w:lineRule="auto"/>
+        <w:ind w:left="720"/>
+      </w:pPr>
+      <w:r>
+        <w:rPr>
+          <w:lang w:val="zh_TW" w:bidi="zh_TW"/>
+        </w:rPr>
+      </w:r>
+      <w:r>
+        <w:rPr>
+          <w:lang w:val="zh_TW" w:bidi="zh_TW"/>
+        </w:rPr>
+        <w:t>馬太福音13:3</w:t>
+      </w:r>
+    </w:p>
+    <w:p>
+      <w:pPr>
+        <w:pStyle w:val="ListBullet"/>
+        <w:spacing w:line="240" w:lineRule="auto"/>
+        <w:ind w:left="720"/>
+      </w:pPr>
+      <w:r>
+        <w:rPr>
+          <w:lang w:val="zh_TW" w:bidi="zh_TW"/>
+        </w:rPr>
+      </w:r>
+      <w:r>
+        <w:rPr>
+          <w:lang w:val="zh_TW" w:bidi="zh_TW"/>
+        </w:rPr>
+        <w:t>馬太福音13:10</w:t>
+      </w:r>
+    </w:p>
+    <w:p>
+      <w:pPr>
+        <w:pStyle w:val="ListBullet"/>
+        <w:spacing w:line="240" w:lineRule="auto"/>
+        <w:ind w:left="720"/>
+      </w:pPr>
+      <w:r>
+        <w:rPr>
+          <w:lang w:val="zh_TW" w:bidi="zh_TW"/>
+        </w:rPr>
+      </w:r>
+      <w:r>
+        <w:rPr>
+          <w:lang w:val="zh_TW" w:bidi="zh_TW"/>
+        </w:rPr>
+        <w:t>馬太福音13:13</w:t>
+      </w:r>
     </w:p>
     <w:p>
       <w:pPr>
@@ -1430,210 +1298,156 @@
           <w:lang w:val="zh_TW" w:bidi="zh_TW"/>
         </w:rPr>
       </w:r>
-      <w:hyperlink r:id="rId29">
-        <w:r>
-          <w:rPr>
-            <w:lang w:val="zh_TW" w:bidi="zh_TW"/>
-          </w:rPr>
-          <w:rPr>
-            <w:color w:val="0000EE"/>
-            <w:u w:val="single"/>
-          </w:rPr>
-          <w:t>使徒行傳8:25</w:t>
-        </w:r>
-      </w:hyperlink>
-    </w:p>
-    <w:p>
-      <w:pPr>
-        <w:pStyle w:val="ListBullet"/>
-        <w:spacing w:line="240" w:lineRule="auto"/>
-        <w:ind w:left="720"/>
-      </w:pPr>
-      <w:r>
-        <w:rPr>
-          <w:lang w:val="zh_TW" w:bidi="zh_TW"/>
-        </w:rPr>
-      </w:r>
-      <w:hyperlink r:id="rId30">
-        <w:r>
-          <w:rPr>
-            <w:lang w:val="zh_TW" w:bidi="zh_TW"/>
-          </w:rPr>
-          <w:rPr>
-            <w:color w:val="0000EE"/>
-            <w:u w:val="single"/>
-          </w:rPr>
-          <w:t>加拉太書2:6–8</w:t>
-        </w:r>
-      </w:hyperlink>
-    </w:p>
-    <w:p>
-      <w:pPr>
-        <w:pStyle w:val="ListBullet"/>
-        <w:spacing w:line="240" w:lineRule="auto"/>
-        <w:ind w:left="720"/>
-      </w:pPr>
-      <w:r>
-        <w:rPr>
-          <w:lang w:val="zh_TW" w:bidi="zh_TW"/>
-        </w:rPr>
-      </w:r>
-      <w:hyperlink r:id="rId31">
-        <w:r>
-          <w:rPr>
-            <w:lang w:val="zh_TW" w:bidi="zh_TW"/>
-          </w:rPr>
-          <w:rPr>
-            <w:color w:val="0000EE"/>
-            <w:u w:val="single"/>
-          </w:rPr>
-          <w:t>加拉太書2:12</w:t>
-        </w:r>
-      </w:hyperlink>
-    </w:p>
-    <w:p>
-      <w:pPr>
-        <w:pStyle w:val="ListBullet"/>
-        <w:spacing w:line="240" w:lineRule="auto"/>
-        <w:ind w:left="720"/>
-      </w:pPr>
-      <w:r>
-        <w:rPr>
-          <w:lang w:val="zh_TW" w:bidi="zh_TW"/>
-        </w:rPr>
-      </w:r>
-      <w:hyperlink r:id="rId32">
-        <w:r>
-          <w:rPr>
-            <w:lang w:val="zh_TW" w:bidi="zh_TW"/>
-          </w:rPr>
-          <w:rPr>
-            <w:color w:val="0000EE"/>
-            <w:u w:val="single"/>
-          </w:rPr>
-          <w:t>路加福音22:58</w:t>
-        </w:r>
-      </w:hyperlink>
-    </w:p>
-    <w:p>
-      <w:pPr>
-        <w:pStyle w:val="ListBullet"/>
-        <w:spacing w:line="240" w:lineRule="auto"/>
-        <w:ind w:left="720"/>
-      </w:pPr>
-      <w:r>
-        <w:rPr>
-          <w:lang w:val="zh_TW" w:bidi="zh_TW"/>
-        </w:rPr>
-      </w:r>
-      <w:hyperlink r:id="rId33">
-        <w:r>
-          <w:rPr>
-            <w:lang w:val="zh_TW" w:bidi="zh_TW"/>
-          </w:rPr>
-          <w:rPr>
-            <w:color w:val="0000EE"/>
-            <w:u w:val="single"/>
-          </w:rPr>
-          <w:t>馬可福音3:16</w:t>
-        </w:r>
-      </w:hyperlink>
-    </w:p>
-    <w:p>
-      <w:pPr>
-        <w:pStyle w:val="ListBullet"/>
-        <w:spacing w:line="240" w:lineRule="auto"/>
-        <w:ind w:left="720"/>
-      </w:pPr>
-      <w:r>
-        <w:rPr>
-          <w:lang w:val="zh_TW" w:bidi="zh_TW"/>
-        </w:rPr>
-      </w:r>
-      <w:hyperlink r:id="rId34">
-        <w:r>
-          <w:rPr>
-            <w:lang w:val="zh_TW" w:bidi="zh_TW"/>
-          </w:rPr>
-          <w:rPr>
-            <w:color w:val="0000EE"/>
-            <w:u w:val="single"/>
-          </w:rPr>
-          <w:t>馬太福音4:18–20</w:t>
-        </w:r>
-      </w:hyperlink>
-    </w:p>
-    <w:p>
-      <w:pPr>
-        <w:pStyle w:val="ListBullet"/>
-        <w:spacing w:line="240" w:lineRule="auto"/>
-        <w:ind w:left="720"/>
-      </w:pPr>
-      <w:r>
-        <w:rPr>
-          <w:lang w:val="zh_TW" w:bidi="zh_TW"/>
-        </w:rPr>
-      </w:r>
-      <w:hyperlink r:id="rId35">
-        <w:r>
-          <w:rPr>
-            <w:lang w:val="zh_TW" w:bidi="zh_TW"/>
-          </w:rPr>
-          <w:rPr>
-            <w:color w:val="0000EE"/>
-            <w:u w:val="single"/>
-          </w:rPr>
-          <w:t>馬太福音8:14</w:t>
-        </w:r>
-      </w:hyperlink>
-    </w:p>
-    <w:p>
-      <w:pPr>
-        <w:pStyle w:val="ListBullet"/>
-        <w:spacing w:line="240" w:lineRule="auto"/>
-        <w:ind w:left="720"/>
-      </w:pPr>
-      <w:r>
-        <w:rPr>
-          <w:lang w:val="zh_TW" w:bidi="zh_TW"/>
-        </w:rPr>
-      </w:r>
-      <w:hyperlink r:id="rId36">
-        <w:r>
-          <w:rPr>
-            <w:lang w:val="zh_TW" w:bidi="zh_TW"/>
-          </w:rPr>
-          <w:rPr>
-            <w:color w:val="0000EE"/>
-            <w:u w:val="single"/>
-          </w:rPr>
-          <w:t>馬太福音14:30</w:t>
-        </w:r>
-      </w:hyperlink>
-    </w:p>
-    <w:p>
-      <w:pPr>
-        <w:pStyle w:val="ListBullet"/>
-        <w:spacing w:line="240" w:lineRule="auto"/>
-        <w:ind w:left="720"/>
-      </w:pPr>
-      <w:r>
-        <w:rPr>
-          <w:lang w:val="zh_TW" w:bidi="zh_TW"/>
-        </w:rPr>
-      </w:r>
-      <w:hyperlink r:id="rId37">
-        <w:r>
-          <w:rPr>
-            <w:lang w:val="zh_TW" w:bidi="zh_TW"/>
-          </w:rPr>
-          <w:rPr>
-            <w:color w:val="0000EE"/>
-            <w:u w:val="single"/>
-          </w:rPr>
-          <w:t>馬太福音26:33–35</w:t>
-        </w:r>
-      </w:hyperlink>
+      <w:r>
+        <w:rPr>
+          <w:lang w:val="zh_TW" w:bidi="zh_TW"/>
+        </w:rPr>
+        <w:t>使徒行傳8:25</w:t>
+      </w:r>
+    </w:p>
+    <w:p>
+      <w:pPr>
+        <w:pStyle w:val="ListBullet"/>
+        <w:spacing w:line="240" w:lineRule="auto"/>
+        <w:ind w:left="720"/>
+      </w:pPr>
+      <w:r>
+        <w:rPr>
+          <w:lang w:val="zh_TW" w:bidi="zh_TW"/>
+        </w:rPr>
+      </w:r>
+      <w:r>
+        <w:rPr>
+          <w:lang w:val="zh_TW" w:bidi="zh_TW"/>
+        </w:rPr>
+        <w:t>加拉太書2:6–8</w:t>
+      </w:r>
+    </w:p>
+    <w:p>
+      <w:pPr>
+        <w:pStyle w:val="ListBullet"/>
+        <w:spacing w:line="240" w:lineRule="auto"/>
+        <w:ind w:left="720"/>
+      </w:pPr>
+      <w:r>
+        <w:rPr>
+          <w:lang w:val="zh_TW" w:bidi="zh_TW"/>
+        </w:rPr>
+      </w:r>
+      <w:r>
+        <w:rPr>
+          <w:lang w:val="zh_TW" w:bidi="zh_TW"/>
+        </w:rPr>
+        <w:t>加拉太書2:12</w:t>
+      </w:r>
+    </w:p>
+    <w:p>
+      <w:pPr>
+        <w:pStyle w:val="ListBullet"/>
+        <w:spacing w:line="240" w:lineRule="auto"/>
+        <w:ind w:left="720"/>
+      </w:pPr>
+      <w:r>
+        <w:rPr>
+          <w:lang w:val="zh_TW" w:bidi="zh_TW"/>
+        </w:rPr>
+      </w:r>
+      <w:r>
+        <w:rPr>
+          <w:lang w:val="zh_TW" w:bidi="zh_TW"/>
+        </w:rPr>
+        <w:t>路加福音22:58</w:t>
+      </w:r>
+    </w:p>
+    <w:p>
+      <w:pPr>
+        <w:pStyle w:val="ListBullet"/>
+        <w:spacing w:line="240" w:lineRule="auto"/>
+        <w:ind w:left="720"/>
+      </w:pPr>
+      <w:r>
+        <w:rPr>
+          <w:lang w:val="zh_TW" w:bidi="zh_TW"/>
+        </w:rPr>
+      </w:r>
+      <w:r>
+        <w:rPr>
+          <w:lang w:val="zh_TW" w:bidi="zh_TW"/>
+        </w:rPr>
+        <w:t>馬可福音3:16</w:t>
+      </w:r>
+    </w:p>
+    <w:p>
+      <w:pPr>
+        <w:pStyle w:val="ListBullet"/>
+        <w:spacing w:line="240" w:lineRule="auto"/>
+        <w:ind w:left="720"/>
+      </w:pPr>
+      <w:r>
+        <w:rPr>
+          <w:lang w:val="zh_TW" w:bidi="zh_TW"/>
+        </w:rPr>
+      </w:r>
+      <w:r>
+        <w:rPr>
+          <w:lang w:val="zh_TW" w:bidi="zh_TW"/>
+        </w:rPr>
+        <w:t>馬太福音4:18–20</w:t>
+      </w:r>
+    </w:p>
+    <w:p>
+      <w:pPr>
+        <w:pStyle w:val="ListBullet"/>
+        <w:spacing w:line="240" w:lineRule="auto"/>
+        <w:ind w:left="720"/>
+      </w:pPr>
+      <w:r>
+        <w:rPr>
+          <w:lang w:val="zh_TW" w:bidi="zh_TW"/>
+        </w:rPr>
+      </w:r>
+      <w:r>
+        <w:rPr>
+          <w:lang w:val="zh_TW" w:bidi="zh_TW"/>
+        </w:rPr>
+        <w:t>馬太福音8:14</w:t>
+      </w:r>
+    </w:p>
+    <w:p>
+      <w:pPr>
+        <w:pStyle w:val="ListBullet"/>
+        <w:spacing w:line="240" w:lineRule="auto"/>
+        <w:ind w:left="720"/>
+      </w:pPr>
+      <w:r>
+        <w:rPr>
+          <w:lang w:val="zh_TW" w:bidi="zh_TW"/>
+        </w:rPr>
+      </w:r>
+      <w:r>
+        <w:rPr>
+          <w:lang w:val="zh_TW" w:bidi="zh_TW"/>
+        </w:rPr>
+        <w:t>馬太福音14:30</w:t>
+      </w:r>
+    </w:p>
+    <w:p>
+      <w:pPr>
+        <w:pStyle w:val="ListBullet"/>
+        <w:spacing w:line="240" w:lineRule="auto"/>
+        <w:ind w:left="720"/>
+      </w:pPr>
+      <w:r>
+        <w:rPr>
+          <w:lang w:val="zh_TW" w:bidi="zh_TW"/>
+        </w:rPr>
+      </w:r>
+      <w:r>
+        <w:rPr>
+          <w:lang w:val="zh_TW" w:bidi="zh_TW"/>
+        </w:rPr>
+        <w:t>馬太福音26:33–35</w:t>
+      </w:r>
     </w:p>
     <w:p>
       <w:pPr>
@@ -2246,138 +2060,102 @@
           <w:lang w:val="zh_TW" w:bidi="zh_TW"/>
         </w:rPr>
       </w:r>
-      <w:hyperlink r:id="rId38">
-        <w:r>
-          <w:rPr>
-            <w:lang w:val="zh_TW" w:bidi="zh_TW"/>
-          </w:rPr>
-          <w:rPr>
-            <w:color w:val="0000EE"/>
-            <w:u w:val="single"/>
-          </w:rPr>
-          <w:t>使徒行傳4:27–28</w:t>
-        </w:r>
-      </w:hyperlink>
-    </w:p>
-    <w:p>
-      <w:pPr>
-        <w:pStyle w:val="ListBullet"/>
-        <w:spacing w:line="240" w:lineRule="auto"/>
-        <w:ind w:left="720"/>
-      </w:pPr>
-      <w:r>
-        <w:rPr>
-          <w:lang w:val="zh_TW" w:bidi="zh_TW"/>
-        </w:rPr>
-      </w:r>
-      <w:hyperlink r:id="rId39">
-        <w:r>
-          <w:rPr>
-            <w:lang w:val="zh_TW" w:bidi="zh_TW"/>
-          </w:rPr>
-          <w:rPr>
-            <w:color w:val="0000EE"/>
-            <w:u w:val="single"/>
-          </w:rPr>
-          <w:t>使徒行傳13:28</w:t>
-        </w:r>
-      </w:hyperlink>
-    </w:p>
-    <w:p>
-      <w:pPr>
-        <w:pStyle w:val="ListBullet"/>
-        <w:spacing w:line="240" w:lineRule="auto"/>
-        <w:ind w:left="720"/>
-      </w:pPr>
-      <w:r>
-        <w:rPr>
-          <w:lang w:val="zh_TW" w:bidi="zh_TW"/>
-        </w:rPr>
-      </w:r>
-      <w:hyperlink r:id="rId40">
-        <w:r>
-          <w:rPr>
-            <w:lang w:val="zh_TW" w:bidi="zh_TW"/>
-          </w:rPr>
-          <w:rPr>
-            <w:color w:val="0000EE"/>
-            <w:u w:val="single"/>
-          </w:rPr>
-          <w:t>路加福音23:2</w:t>
-        </w:r>
-      </w:hyperlink>
-    </w:p>
-    <w:p>
-      <w:pPr>
-        <w:pStyle w:val="ListBullet"/>
-        <w:spacing w:line="240" w:lineRule="auto"/>
-        <w:ind w:left="720"/>
-      </w:pPr>
-      <w:r>
-        <w:rPr>
-          <w:lang w:val="zh_TW" w:bidi="zh_TW"/>
-        </w:rPr>
-      </w:r>
-      <w:hyperlink r:id="rId41">
-        <w:r>
-          <w:rPr>
-            <w:lang w:val="zh_TW" w:bidi="zh_TW"/>
-          </w:rPr>
-          <w:rPr>
-            <w:color w:val="0000EE"/>
-            <w:u w:val="single"/>
-          </w:rPr>
-          <w:t>馬可福音15:2</w:t>
-        </w:r>
-      </w:hyperlink>
-    </w:p>
-    <w:p>
-      <w:pPr>
-        <w:pStyle w:val="ListBullet"/>
-        <w:spacing w:line="240" w:lineRule="auto"/>
-        <w:ind w:left="720"/>
-      </w:pPr>
-      <w:r>
-        <w:rPr>
-          <w:lang w:val="zh_TW" w:bidi="zh_TW"/>
-        </w:rPr>
-      </w:r>
-      <w:hyperlink r:id="rId42">
-        <w:r>
-          <w:rPr>
-            <w:lang w:val="zh_TW" w:bidi="zh_TW"/>
-          </w:rPr>
-          <w:rPr>
-            <w:color w:val="0000EE"/>
-            <w:u w:val="single"/>
-          </w:rPr>
-          <w:t>馬太福音27:13</w:t>
-        </w:r>
-      </w:hyperlink>
-    </w:p>
-    <w:p>
-      <w:pPr>
-        <w:pStyle w:val="ListBullet"/>
-        <w:spacing w:line="240" w:lineRule="auto"/>
-        <w:ind w:left="720"/>
-      </w:pPr>
-      <w:r>
-        <w:rPr>
-          <w:lang w:val="zh_TW" w:bidi="zh_TW"/>
-        </w:rPr>
-      </w:r>
-      <w:hyperlink r:id="rId43">
-        <w:r>
-          <w:rPr>
-            <w:lang w:val="zh_TW" w:bidi="zh_TW"/>
-          </w:rPr>
-          <w:rPr>
-            <w:color w:val="0000EE"/>
-            <w:u w:val="single"/>
-          </w:rPr>
-          <w:t>馬太福音27:58</w:t>
-        </w:r>
-      </w:hyperlink>
+      <w:r>
+        <w:rPr>
+          <w:lang w:val="zh_TW" w:bidi="zh_TW"/>
+        </w:rPr>
+        <w:t>使徒行傳4:27–28</w:t>
+      </w:r>
+    </w:p>
+    <w:p>
+      <w:pPr>
+        <w:pStyle w:val="ListBullet"/>
+        <w:spacing w:line="240" w:lineRule="auto"/>
+        <w:ind w:left="720"/>
+      </w:pPr>
+      <w:r>
+        <w:rPr>
+          <w:lang w:val="zh_TW" w:bidi="zh_TW"/>
+        </w:rPr>
+      </w:r>
+      <w:r>
+        <w:rPr>
+          <w:lang w:val="zh_TW" w:bidi="zh_TW"/>
+        </w:rPr>
+        <w:t>使徒行傳13:28</w:t>
+      </w:r>
+    </w:p>
+    <w:p>
+      <w:pPr>
+        <w:pStyle w:val="ListBullet"/>
+        <w:spacing w:line="240" w:lineRule="auto"/>
+        <w:ind w:left="720"/>
+      </w:pPr>
+      <w:r>
+        <w:rPr>
+          <w:lang w:val="zh_TW" w:bidi="zh_TW"/>
+        </w:rPr>
+      </w:r>
+      <w:r>
+        <w:rPr>
+          <w:lang w:val="zh_TW" w:bidi="zh_TW"/>
+        </w:rPr>
+        <w:t>路加福音23:2</w:t>
+      </w:r>
+    </w:p>
+    <w:p>
+      <w:pPr>
+        <w:pStyle w:val="ListBullet"/>
+        <w:spacing w:line="240" w:lineRule="auto"/>
+        <w:ind w:left="720"/>
+      </w:pPr>
+      <w:r>
+        <w:rPr>
+          <w:lang w:val="zh_TW" w:bidi="zh_TW"/>
+        </w:rPr>
+      </w:r>
+      <w:r>
+        <w:rPr>
+          <w:lang w:val="zh_TW" w:bidi="zh_TW"/>
+        </w:rPr>
+        <w:t>馬可福音15:2</w:t>
+      </w:r>
+    </w:p>
+    <w:p>
+      <w:pPr>
+        <w:pStyle w:val="ListBullet"/>
+        <w:spacing w:line="240" w:lineRule="auto"/>
+        <w:ind w:left="720"/>
+      </w:pPr>
+      <w:r>
+        <w:rPr>
+          <w:lang w:val="zh_TW" w:bidi="zh_TW"/>
+        </w:rPr>
+      </w:r>
+      <w:r>
+        <w:rPr>
+          <w:lang w:val="zh_TW" w:bidi="zh_TW"/>
+        </w:rPr>
+        <w:t>馬太福音27:13</w:t>
+      </w:r>
+    </w:p>
+    <w:p>
+      <w:pPr>
+        <w:pStyle w:val="ListBullet"/>
+        <w:spacing w:line="240" w:lineRule="auto"/>
+        <w:ind w:left="720"/>
+      </w:pPr>
+      <w:r>
+        <w:rPr>
+          <w:lang w:val="zh_TW" w:bidi="zh_TW"/>
+        </w:rPr>
+      </w:r>
+      <w:r>
+        <w:rPr>
+          <w:lang w:val="zh_TW" w:bidi="zh_TW"/>
+        </w:rPr>
+        <w:t>馬太福音27:58</w:t>
+      </w:r>
     </w:p>
     <w:p>
       <w:pPr>
@@ -2891,42 +2669,30 @@
           <w:lang w:val="zh_TW" w:bidi="zh_TW"/>
         </w:rPr>
       </w:r>
-      <w:hyperlink r:id="rId44">
-        <w:r>
-          <w:rPr>
-            <w:lang w:val="zh_TW" w:bidi="zh_TW"/>
-          </w:rPr>
-          <w:rPr>
-            <w:color w:val="0000EE"/>
-            <w:u w:val="single"/>
-          </w:rPr>
-          <w:t>歷代志上4:30</w:t>
-        </w:r>
-      </w:hyperlink>
-    </w:p>
-    <w:p>
-      <w:pPr>
-        <w:pStyle w:val="ListBullet"/>
-        <w:spacing w:line="240" w:lineRule="auto"/>
-        <w:ind w:left="720"/>
-      </w:pPr>
-      <w:r>
-        <w:rPr>
-          <w:lang w:val="zh_TW" w:bidi="zh_TW"/>
-        </w:rPr>
-      </w:r>
-      <w:hyperlink r:id="rId45">
-        <w:r>
-          <w:rPr>
-            <w:lang w:val="zh_TW" w:bidi="zh_TW"/>
-          </w:rPr>
-          <w:rPr>
-            <w:color w:val="0000EE"/>
-            <w:u w:val="single"/>
-          </w:rPr>
-          <w:t>創世記28:2</w:t>
-        </w:r>
-      </w:hyperlink>
+      <w:r>
+        <w:rPr>
+          <w:lang w:val="zh_TW" w:bidi="zh_TW"/>
+        </w:rPr>
+        <w:t>歷代志上4:30</w:t>
+      </w:r>
+    </w:p>
+    <w:p>
+      <w:pPr>
+        <w:pStyle w:val="ListBullet"/>
+        <w:spacing w:line="240" w:lineRule="auto"/>
+        <w:ind w:left="720"/>
+      </w:pPr>
+      <w:r>
+        <w:rPr>
+          <w:lang w:val="zh_TW" w:bidi="zh_TW"/>
+        </w:rPr>
+      </w:r>
+      <w:r>
+        <w:rPr>
+          <w:lang w:val="zh_TW" w:bidi="zh_TW"/>
+        </w:rPr>
+        <w:t>創世記28:2</w:t>
+      </w:r>
     </w:p>
     <w:p>
       <w:pPr>
@@ -3150,66 +2916,48 @@
           <w:lang w:val="zh_TW" w:bidi="zh_TW"/>
         </w:rPr>
       </w:r>
-      <w:hyperlink r:id="rId46">
-        <w:r>
-          <w:rPr>
-            <w:lang w:val="zh_TW" w:bidi="zh_TW"/>
-          </w:rPr>
-          <w:rPr>
-            <w:color w:val="0000EE"/>
-            <w:u w:val="single"/>
-          </w:rPr>
-          <w:t>使徒行傳17:11</w:t>
-        </w:r>
-      </w:hyperlink>
-    </w:p>
-    <w:p>
-      <w:pPr>
-        <w:pStyle w:val="ListBullet"/>
-        <w:spacing w:line="240" w:lineRule="auto"/>
-        <w:ind w:left="720"/>
-      </w:pPr>
-      <w:r>
-        <w:rPr>
-          <w:lang w:val="zh_TW" w:bidi="zh_TW"/>
-        </w:rPr>
-      </w:r>
-      <w:hyperlink r:id="rId47">
-        <w:r>
-          <w:rPr>
-            <w:lang w:val="zh_TW" w:bidi="zh_TW"/>
-          </w:rPr>
-          <w:rPr>
-            <w:color w:val="0000EE"/>
-            <w:u w:val="single"/>
-          </w:rPr>
-          <w:t>使徒行傳17:13–15</w:t>
-        </w:r>
-      </w:hyperlink>
-    </w:p>
-    <w:p>
-      <w:pPr>
-        <w:pStyle w:val="ListBullet"/>
-        <w:spacing w:line="240" w:lineRule="auto"/>
-        <w:ind w:left="720"/>
-      </w:pPr>
-      <w:r>
-        <w:rPr>
-          <w:lang w:val="zh_TW" w:bidi="zh_TW"/>
-        </w:rPr>
-      </w:r>
-      <w:hyperlink r:id="rId48">
-        <w:r>
-          <w:rPr>
-            <w:lang w:val="zh_TW" w:bidi="zh_TW"/>
-          </w:rPr>
-          <w:rPr>
-            <w:color w:val="0000EE"/>
-            <w:u w:val="single"/>
-          </w:rPr>
-          <w:t>使徒行傳20:4</w:t>
-        </w:r>
-      </w:hyperlink>
+      <w:r>
+        <w:rPr>
+          <w:lang w:val="zh_TW" w:bidi="zh_TW"/>
+        </w:rPr>
+        <w:t>使徒行傳17:11</w:t>
+      </w:r>
+    </w:p>
+    <w:p>
+      <w:pPr>
+        <w:pStyle w:val="ListBullet"/>
+        <w:spacing w:line="240" w:lineRule="auto"/>
+        <w:ind w:left="720"/>
+      </w:pPr>
+      <w:r>
+        <w:rPr>
+          <w:lang w:val="zh_TW" w:bidi="zh_TW"/>
+        </w:rPr>
+      </w:r>
+      <w:r>
+        <w:rPr>
+          <w:lang w:val="zh_TW" w:bidi="zh_TW"/>
+        </w:rPr>
+        <w:t>使徒行傳17:13–15</w:t>
+      </w:r>
+    </w:p>
+    <w:p>
+      <w:pPr>
+        <w:pStyle w:val="ListBullet"/>
+        <w:spacing w:line="240" w:lineRule="auto"/>
+        <w:ind w:left="720"/>
+      </w:pPr>
+      <w:r>
+        <w:rPr>
+          <w:lang w:val="zh_TW" w:bidi="zh_TW"/>
+        </w:rPr>
+      </w:r>
+      <w:r>
+        <w:rPr>
+          <w:lang w:val="zh_TW" w:bidi="zh_TW"/>
+        </w:rPr>
+        <w:t>使徒行傳20:4</w:t>
+      </w:r>
     </w:p>
     <w:p>
       <w:pPr>
@@ -3512,162 +3260,120 @@
           <w:lang w:val="zh_TW" w:bidi="zh_TW"/>
         </w:rPr>
       </w:r>
-      <w:hyperlink r:id="rId49">
-        <w:r>
-          <w:rPr>
-            <w:lang w:val="zh_TW" w:bidi="zh_TW"/>
-          </w:rPr>
-          <w:rPr>
-            <w:color w:val="0000EE"/>
-            <w:u w:val="single"/>
-          </w:rPr>
-          <w:t>撒母耳記下22:3–4</w:t>
-        </w:r>
-      </w:hyperlink>
-    </w:p>
-    <w:p>
-      <w:pPr>
-        <w:pStyle w:val="ListBullet"/>
-        <w:spacing w:line="240" w:lineRule="auto"/>
-        <w:ind w:left="720"/>
-      </w:pPr>
-      <w:r>
-        <w:rPr>
-          <w:lang w:val="zh_TW" w:bidi="zh_TW"/>
-        </w:rPr>
-      </w:r>
-      <w:hyperlink r:id="rId50">
-        <w:r>
-          <w:rPr>
-            <w:lang w:val="zh_TW" w:bidi="zh_TW"/>
-          </w:rPr>
-          <w:rPr>
-            <w:color w:val="0000EE"/>
-            <w:u w:val="single"/>
-          </w:rPr>
-          <w:t>申命記32:37–38</w:t>
-        </w:r>
-      </w:hyperlink>
-    </w:p>
-    <w:p>
-      <w:pPr>
-        <w:pStyle w:val="ListBullet"/>
-        <w:spacing w:line="240" w:lineRule="auto"/>
-        <w:ind w:left="720"/>
-      </w:pPr>
-      <w:r>
-        <w:rPr>
-          <w:lang w:val="zh_TW" w:bidi="zh_TW"/>
-        </w:rPr>
-      </w:r>
-      <w:hyperlink r:id="rId51">
-        <w:r>
-          <w:rPr>
-            <w:lang w:val="zh_TW" w:bidi="zh_TW"/>
-          </w:rPr>
-          <w:rPr>
-            <w:color w:val="0000EE"/>
-            <w:u w:val="single"/>
-          </w:rPr>
-          <w:t>以賽亞書23:14</w:t>
-        </w:r>
-      </w:hyperlink>
-    </w:p>
-    <w:p>
-      <w:pPr>
-        <w:pStyle w:val="ListBullet"/>
-        <w:spacing w:line="240" w:lineRule="auto"/>
-        <w:ind w:left="720"/>
-      </w:pPr>
-      <w:r>
-        <w:rPr>
-          <w:lang w:val="zh_TW" w:bidi="zh_TW"/>
-        </w:rPr>
-      </w:r>
-      <w:hyperlink r:id="rId52">
-        <w:r>
-          <w:rPr>
-            <w:lang w:val="zh_TW" w:bidi="zh_TW"/>
-          </w:rPr>
-          <w:rPr>
-            <w:color w:val="0000EE"/>
-            <w:u w:val="single"/>
-          </w:rPr>
-          <w:t>耶利米書16:19</w:t>
-        </w:r>
-      </w:hyperlink>
-    </w:p>
-    <w:p>
-      <w:pPr>
-        <w:pStyle w:val="ListBullet"/>
-        <w:spacing w:line="240" w:lineRule="auto"/>
-        <w:ind w:left="720"/>
-      </w:pPr>
-      <w:r>
-        <w:rPr>
-          <w:lang w:val="zh_TW" w:bidi="zh_TW"/>
-        </w:rPr>
-      </w:r>
-      <w:hyperlink r:id="rId53">
-        <w:r>
-          <w:rPr>
-            <w:lang w:val="zh_TW" w:bidi="zh_TW"/>
-          </w:rPr>
-          <w:rPr>
-            <w:color w:val="0000EE"/>
-            <w:u w:val="single"/>
-          </w:rPr>
-          <w:t>民數記35:24–25</w:t>
-        </w:r>
-      </w:hyperlink>
-    </w:p>
-    <w:p>
-      <w:pPr>
-        <w:pStyle w:val="ListBullet"/>
-        <w:spacing w:line="240" w:lineRule="auto"/>
-        <w:ind w:left="720"/>
-      </w:pPr>
-      <w:r>
-        <w:rPr>
-          <w:lang w:val="zh_TW" w:bidi="zh_TW"/>
-        </w:rPr>
-      </w:r>
-      <w:hyperlink r:id="rId54">
-        <w:r>
-          <w:rPr>
-            <w:lang w:val="zh_TW" w:bidi="zh_TW"/>
-          </w:rPr>
-          <w:rPr>
-            <w:color w:val="0000EE"/>
-            <w:u w:val="single"/>
-          </w:rPr>
-          <w:t>詩篇46:1</w:t>
-        </w:r>
-      </w:hyperlink>
-    </w:p>
-    <w:p>
-      <w:pPr>
-        <w:pStyle w:val="ListBullet"/>
-        <w:spacing w:line="240" w:lineRule="auto"/>
-        <w:ind w:left="720"/>
-      </w:pPr>
-      <w:r>
-        <w:rPr>
-          <w:lang w:val="zh_TW" w:bidi="zh_TW"/>
-        </w:rPr>
-      </w:r>
-      <w:hyperlink r:id="rId55">
-        <w:r>
-          <w:rPr>
-            <w:lang w:val="zh_TW" w:bidi="zh_TW"/>
-          </w:rPr>
-          <w:rPr>
-            <w:color w:val="0000EE"/>
-            <w:u w:val="single"/>
-          </w:rPr>
-          <w:t>詩篇28:8</w:t>
-        </w:r>
-      </w:hyperlink>
+      <w:r>
+        <w:rPr>
+          <w:lang w:val="zh_TW" w:bidi="zh_TW"/>
+        </w:rPr>
+        <w:t>撒母耳記下22:3–4</w:t>
+      </w:r>
+    </w:p>
+    <w:p>
+      <w:pPr>
+        <w:pStyle w:val="ListBullet"/>
+        <w:spacing w:line="240" w:lineRule="auto"/>
+        <w:ind w:left="720"/>
+      </w:pPr>
+      <w:r>
+        <w:rPr>
+          <w:lang w:val="zh_TW" w:bidi="zh_TW"/>
+        </w:rPr>
+      </w:r>
+      <w:r>
+        <w:rPr>
+          <w:lang w:val="zh_TW" w:bidi="zh_TW"/>
+        </w:rPr>
+        <w:t>申命記32:37–38</w:t>
+      </w:r>
+    </w:p>
+    <w:p>
+      <w:pPr>
+        <w:pStyle w:val="ListBullet"/>
+        <w:spacing w:line="240" w:lineRule="auto"/>
+        <w:ind w:left="720"/>
+      </w:pPr>
+      <w:r>
+        <w:rPr>
+          <w:lang w:val="zh_TW" w:bidi="zh_TW"/>
+        </w:rPr>
+      </w:r>
+      <w:r>
+        <w:rPr>
+          <w:lang w:val="zh_TW" w:bidi="zh_TW"/>
+        </w:rPr>
+        <w:t>以賽亞書23:14</w:t>
+      </w:r>
+    </w:p>
+    <w:p>
+      <w:pPr>
+        <w:pStyle w:val="ListBullet"/>
+        <w:spacing w:line="240" w:lineRule="auto"/>
+        <w:ind w:left="720"/>
+      </w:pPr>
+      <w:r>
+        <w:rPr>
+          <w:lang w:val="zh_TW" w:bidi="zh_TW"/>
+        </w:rPr>
+      </w:r>
+      <w:r>
+        <w:rPr>
+          <w:lang w:val="zh_TW" w:bidi="zh_TW"/>
+        </w:rPr>
+        <w:t>耶利米書16:19</w:t>
+      </w:r>
+    </w:p>
+    <w:p>
+      <w:pPr>
+        <w:pStyle w:val="ListBullet"/>
+        <w:spacing w:line="240" w:lineRule="auto"/>
+        <w:ind w:left="720"/>
+      </w:pPr>
+      <w:r>
+        <w:rPr>
+          <w:lang w:val="zh_TW" w:bidi="zh_TW"/>
+        </w:rPr>
+      </w:r>
+      <w:r>
+        <w:rPr>
+          <w:lang w:val="zh_TW" w:bidi="zh_TW"/>
+        </w:rPr>
+        <w:t>民數記35:24–25</w:t>
+      </w:r>
+    </w:p>
+    <w:p>
+      <w:pPr>
+        <w:pStyle w:val="ListBullet"/>
+        <w:spacing w:line="240" w:lineRule="auto"/>
+        <w:ind w:left="720"/>
+      </w:pPr>
+      <w:r>
+        <w:rPr>
+          <w:lang w:val="zh_TW" w:bidi="zh_TW"/>
+        </w:rPr>
+      </w:r>
+      <w:r>
+        <w:rPr>
+          <w:lang w:val="zh_TW" w:bidi="zh_TW"/>
+        </w:rPr>
+        <w:t>詩篇46:1</w:t>
+      </w:r>
+    </w:p>
+    <w:p>
+      <w:pPr>
+        <w:pStyle w:val="ListBullet"/>
+        <w:spacing w:line="240" w:lineRule="auto"/>
+        <w:ind w:left="720"/>
+      </w:pPr>
+      <w:r>
+        <w:rPr>
+          <w:lang w:val="zh_TW" w:bidi="zh_TW"/>
+        </w:rPr>
+      </w:r>
+      <w:r>
+        <w:rPr>
+          <w:lang w:val="zh_TW" w:bidi="zh_TW"/>
+        </w:rPr>
+        <w:t>詩篇28:8</w:t>
+      </w:r>
     </w:p>
     <w:p>
       <w:pPr>
